--- a/docs/files/f60_文雪_山东大学_施耐德电气_供应链新星计划（2027秋招提前批）.docx
+++ b/docs/files/f60_文雪_山东大学_施耐德电气_供应链新星计划（2027秋招提前批）.docx
@@ -345,7 +345,7 @@
                 <w:b w:val="0"/>
                 <w:sz w:val="21"/>
               </w:rPr>
-              <w:t>供应链新星计划（计划/采购/质量）</w:t>
+              <w:t>供应链新星计划</w:t>
             </w:r>
           </w:p>
         </w:tc>
@@ -2063,7 +2063,7 @@
                 <w:bCs/>
                 <w:sz w:val="21"/>
               </w:rPr>
-              <w:t>课程实验・账套主管</w:t>
+              <w:t>课程实验项目（账套主管）</w:t>
             </w:r>
           </w:p>
         </w:tc>
